--- a/Docs-Aulas-streamlit/capitulos/Aula04_Versionamento_MLflow_DVC.docx
+++ b/Docs-Aulas-streamlit/capitulos/Aula04_Versionamento_MLflow_DVC.docx
@@ -172,21 +172,7 @@
           <w:b/>
         </w:rPr>
         <w:lastRenderedPageBreak/>
-        <w:t>HISTÓRI</w:t>
-      </w:r>
-      <w:r>
-        <w:rPr>
-          <w:rStyle w:val="SubTtulo-AutoreVersoChar"/>
-          <w:b/>
-        </w:rPr>
-        <w:t>C</w:t>
-      </w:r>
-      <w:r>
-        <w:rPr>
-          <w:rStyle w:val="SubTtulo-AutoreVersoChar"/>
-          <w:b/>
-        </w:rPr>
-        <w:t>O DE REVISÕES</w:t>
+        <w:t>HISTÓRICO DE REVISÕES</w:t>
       </w:r>
     </w:p>
     <w:tbl>
@@ -381,15 +367,11 @@
           </w:tcPr>
           <w:p>
             <w:pPr>
-              <w:pStyle w:val="NormalTabela"/>
-              <w:rPr>
-                <w:rStyle w:val="SubTtulo-AutoreVersoChar"/>
-                <w:b w:val="0"/>
-                <w:bCs w:val="0"/>
-                <w:sz w:val="20"/>
-                <w:szCs w:val="16"/>
-              </w:rPr>
+              <w:ind w:firstLine="0"/>
             </w:pPr>
+            <w:r>
+              <w:t>2</w:t>
+            </w:r>
           </w:p>
         </w:tc>
         <w:tc>
@@ -397,16 +379,9 @@
             <w:tcW w:w="1174" w:type="pct"/>
           </w:tcPr>
           <w:p>
-            <w:pPr>
-              <w:pStyle w:val="NormalTabela"/>
-              <w:rPr>
-                <w:rStyle w:val="SubTtulo-AutoreVersoChar"/>
-                <w:b w:val="0"/>
-                <w:bCs w:val="0"/>
-                <w:sz w:val="20"/>
-                <w:szCs w:val="16"/>
-              </w:rPr>
-            </w:pPr>
+            <w:r>
+              <w:t>28/09/2026</w:t>
+            </w:r>
           </w:p>
         </w:tc>
         <w:tc>
@@ -415,15 +390,11 @@
           </w:tcPr>
           <w:p>
             <w:pPr>
-              <w:pStyle w:val="NormalTabela"/>
-              <w:rPr>
-                <w:rStyle w:val="SubTtulo-AutoreVersoChar"/>
-                <w:b w:val="0"/>
-                <w:bCs w:val="0"/>
-                <w:sz w:val="20"/>
-                <w:szCs w:val="16"/>
-              </w:rPr>
+              <w:ind w:firstLine="0"/>
             </w:pPr>
+            <w:r>
+              <w:t>Rafael Tavares</w:t>
+            </w:r>
           </w:p>
         </w:tc>
         <w:tc>
@@ -432,15 +403,11 @@
           </w:tcPr>
           <w:p>
             <w:pPr>
-              <w:pStyle w:val="NormalTabela"/>
-              <w:rPr>
-                <w:rStyle w:val="SubTtulo-AutoreVersoChar"/>
-                <w:b w:val="0"/>
-                <w:bCs w:val="0"/>
-                <w:sz w:val="20"/>
-                <w:szCs w:val="16"/>
-              </w:rPr>
+              <w:ind w:firstLine="0"/>
             </w:pPr>
+            <w:r>
+              <w:t>MLflow: log_model com name= e Model Registry com aliases (@champion/@challenger) no lugar de estágios</w:t>
+            </w:r>
           </w:p>
         </w:tc>
       </w:tr>
@@ -1015,23 +982,7 @@
                                 <w:rFonts w:eastAsia="Arial"/>
                                 <w:sz w:val="18"/>
                               </w:rPr>
-                              <w:t xml:space="preserve">                  Título [livro eletrônico] / Nome Sobrenome. -- São </w:t>
-                            </w:r>
-                            <w:proofErr w:type="gramStart"/>
-                            <w:r>
-                              <w:rPr>
-                                <w:rFonts w:eastAsia="Arial"/>
-                                <w:sz w:val="18"/>
-                              </w:rPr>
-                              <w:t>Paulo :</w:t>
-                            </w:r>
-                            <w:proofErr w:type="gramEnd"/>
-                            <w:r>
-                              <w:rPr>
-                                <w:rFonts w:eastAsia="Arial"/>
-                                <w:sz w:val="18"/>
-                              </w:rPr>
-                              <w:t xml:space="preserve"> Fiap, 2016.</w:t>
+                              <w:t xml:space="preserve">                  Título [livro eletrônico] / Nome Sobrenome. -- São Paulo : Fiap, 2016.</w:t>
                             </w:r>
                           </w:p>
                           <w:p>
@@ -1047,33 +998,8 @@
                                 <w:rFonts w:eastAsia="Arial"/>
                                 <w:sz w:val="18"/>
                               </w:rPr>
-                              <w:t xml:space="preserve">                   x </w:t>
+                              <w:t xml:space="preserve">                   x MB ; ePUB</w:t>
                             </w:r>
-                            <w:proofErr w:type="gramStart"/>
-                            <w:r>
-                              <w:rPr>
-                                <w:rFonts w:eastAsia="Arial"/>
-                                <w:sz w:val="18"/>
-                              </w:rPr>
-                              <w:t>MB ;</w:t>
-                            </w:r>
-                            <w:proofErr w:type="gramEnd"/>
-                            <w:r>
-                              <w:rPr>
-                                <w:rFonts w:eastAsia="Arial"/>
-                                <w:sz w:val="18"/>
-                              </w:rPr>
-                              <w:t xml:space="preserve"> </w:t>
-                            </w:r>
-                            <w:proofErr w:type="spellStart"/>
-                            <w:r>
-                              <w:rPr>
-                                <w:rFonts w:eastAsia="Arial"/>
-                                <w:sz w:val="18"/>
-                              </w:rPr>
-                              <w:t>ePUB</w:t>
-                            </w:r>
-                            <w:proofErr w:type="spellEnd"/>
                           </w:p>
                           <w:p>
                             <w:pPr>
@@ -1310,17 +1236,8 @@
                           <w:rFonts w:eastAsia="Arial"/>
                           <w:sz w:val="18"/>
                         </w:rPr>
-                        <w:t xml:space="preserve">                   x MB ; </w:t>
+                        <w:t xml:space="preserve">                   x MB ; ePUB</w:t>
                       </w:r>
-                      <w:proofErr w:type="spellStart"/>
-                      <w:r>
-                        <w:rPr>
-                          <w:rFonts w:eastAsia="Arial"/>
-                          <w:sz w:val="18"/>
-                        </w:rPr>
-                        <w:t>ePUB</w:t>
-                      </w:r>
-                      <w:proofErr w:type="spellEnd"/>
                     </w:p>
                     <w:p>
                       <w:pPr>
@@ -1484,8 +1401,6 @@
       </w:r>
       <w:r>
         <w:t xml:space="preserve">FICHA CATALOGRÁFICA </w:t>
-      </w:r>
-      <w:r>
         <w:br/>
       </w:r>
       <w:r>
@@ -1493,21 +1408,7 @@
           <w:b/>
           <w:color w:val="FF0000"/>
         </w:rPr>
-        <w:t>[NÃO PREENCHER - PARA USO DO DEPTO DE EAD</w:t>
-      </w:r>
-      <w:r>
-        <w:rPr>
-          <w:b/>
-          <w:color w:val="FF0000"/>
-        </w:rPr>
-        <w:t xml:space="preserve"> E BIBLIOTECA</w:t>
-      </w:r>
-      <w:r>
-        <w:rPr>
-          <w:b/>
-          <w:color w:val="FF0000"/>
-        </w:rPr>
-        <w:t>]</w:t>
+        <w:t xml:space="preserve">[NÃO PREENCHER - PARA USO DO DEPTO DE EAD E BIBLIOTECA]</w:t>
       </w:r>
     </w:p>
     <w:p>
@@ -1559,11 +1460,7 @@
       </w:pPr>
       <w:r>
         <w:fldChar w:fldCharType="begin"/>
-      </w:r>
-      <w:r>
         <w:instrText xml:space="preserve"> TOC \o "1-3" \h \z \u </w:instrText>
-      </w:r>
-      <w:r>
         <w:fldChar w:fldCharType="separate"/>
       </w:r>
       <w:hyperlink w:anchor="_Toc153545379" w:history="1">
@@ -1578,40 +1475,10 @@
             <w:webHidden/>
           </w:rPr>
           <w:tab/>
-        </w:r>
-        <w:r>
-          <w:rPr>
-            <w:webHidden/>
-          </w:rPr>
           <w:fldChar w:fldCharType="begin"/>
-        </w:r>
-        <w:r>
-          <w:rPr>
-            <w:webHidden/>
-          </w:rPr>
           <w:instrText xml:space="preserve"> PAGEREF _Toc153545379 \h </w:instrText>
-        </w:r>
-        <w:r>
-          <w:rPr>
-            <w:webHidden/>
-          </w:rPr>
-        </w:r>
-        <w:r>
-          <w:rPr>
-            <w:webHidden/>
-          </w:rPr>
           <w:fldChar w:fldCharType="separate"/>
-        </w:r>
-        <w:r>
-          <w:rPr>
-            <w:webHidden/>
-          </w:rPr>
           <w:t>5</w:t>
-        </w:r>
-        <w:r>
-          <w:rPr>
-            <w:webHidden/>
-          </w:rPr>
           <w:fldChar w:fldCharType="end"/>
         </w:r>
       </w:hyperlink>
@@ -1640,40 +1507,10 @@
             <w:webHidden/>
           </w:rPr>
           <w:tab/>
-        </w:r>
-        <w:r>
-          <w:rPr>
-            <w:webHidden/>
-          </w:rPr>
           <w:fldChar w:fldCharType="begin"/>
-        </w:r>
-        <w:r>
-          <w:rPr>
-            <w:webHidden/>
-          </w:rPr>
           <w:instrText xml:space="preserve"> PAGEREF _Toc153545380 \h </w:instrText>
-        </w:r>
-        <w:r>
-          <w:rPr>
-            <w:webHidden/>
-          </w:rPr>
-        </w:r>
-        <w:r>
-          <w:rPr>
-            <w:webHidden/>
-          </w:rPr>
           <w:fldChar w:fldCharType="separate"/>
-        </w:r>
-        <w:r>
-          <w:rPr>
-            <w:webHidden/>
-          </w:rPr>
           <w:t>6</w:t>
-        </w:r>
-        <w:r>
-          <w:rPr>
-            <w:webHidden/>
-          </w:rPr>
           <w:fldChar w:fldCharType="end"/>
         </w:r>
       </w:hyperlink>
@@ -1704,46 +1541,10 @@
             <w:webHidden/>
           </w:rPr>
           <w:tab/>
-        </w:r>
-        <w:r>
-          <w:rPr>
-            <w:noProof/>
-            <w:webHidden/>
-          </w:rPr>
           <w:fldChar w:fldCharType="begin"/>
-        </w:r>
-        <w:r>
-          <w:rPr>
-            <w:noProof/>
-            <w:webHidden/>
-          </w:rPr>
           <w:instrText xml:space="preserve"> PAGEREF _Toc153545381 \h </w:instrText>
-        </w:r>
-        <w:r>
-          <w:rPr>
-            <w:noProof/>
-            <w:webHidden/>
-          </w:rPr>
-        </w:r>
-        <w:r>
-          <w:rPr>
-            <w:noProof/>
-            <w:webHidden/>
-          </w:rPr>
           <w:fldChar w:fldCharType="separate"/>
-        </w:r>
-        <w:r>
-          <w:rPr>
-            <w:noProof/>
-            <w:webHidden/>
-          </w:rPr>
           <w:t>9</w:t>
-        </w:r>
-        <w:r>
-          <w:rPr>
-            <w:noProof/>
-            <w:webHidden/>
-          </w:rPr>
           <w:fldChar w:fldCharType="end"/>
         </w:r>
       </w:hyperlink>
@@ -1774,46 +1575,10 @@
             <w:webHidden/>
           </w:rPr>
           <w:tab/>
-        </w:r>
-        <w:r>
-          <w:rPr>
-            <w:noProof/>
-            <w:webHidden/>
-          </w:rPr>
           <w:fldChar w:fldCharType="begin"/>
-        </w:r>
-        <w:r>
-          <w:rPr>
-            <w:noProof/>
-            <w:webHidden/>
-          </w:rPr>
           <w:instrText xml:space="preserve"> PAGEREF _Toc153545382 \h </w:instrText>
-        </w:r>
-        <w:r>
-          <w:rPr>
-            <w:noProof/>
-            <w:webHidden/>
-          </w:rPr>
-        </w:r>
-        <w:r>
-          <w:rPr>
-            <w:noProof/>
-            <w:webHidden/>
-          </w:rPr>
           <w:fldChar w:fldCharType="separate"/>
-        </w:r>
-        <w:r>
-          <w:rPr>
-            <w:noProof/>
-            <w:webHidden/>
-          </w:rPr>
           <w:t>17</w:t>
-        </w:r>
-        <w:r>
-          <w:rPr>
-            <w:noProof/>
-            <w:webHidden/>
-          </w:rPr>
           <w:fldChar w:fldCharType="end"/>
         </w:r>
       </w:hyperlink>
@@ -1844,46 +1609,10 @@
             <w:webHidden/>
           </w:rPr>
           <w:tab/>
-        </w:r>
-        <w:r>
-          <w:rPr>
-            <w:noProof/>
-            <w:webHidden/>
-          </w:rPr>
           <w:fldChar w:fldCharType="begin"/>
-        </w:r>
-        <w:r>
-          <w:rPr>
-            <w:noProof/>
-            <w:webHidden/>
-          </w:rPr>
           <w:instrText xml:space="preserve"> PAGEREF _Toc153545383 \h </w:instrText>
-        </w:r>
-        <w:r>
-          <w:rPr>
-            <w:noProof/>
-            <w:webHidden/>
-          </w:rPr>
-        </w:r>
-        <w:r>
-          <w:rPr>
-            <w:noProof/>
-            <w:webHidden/>
-          </w:rPr>
           <w:fldChar w:fldCharType="separate"/>
-        </w:r>
-        <w:r>
-          <w:rPr>
-            <w:noProof/>
-            <w:webHidden/>
-          </w:rPr>
           <w:t>18</w:t>
-        </w:r>
-        <w:r>
-          <w:rPr>
-            <w:noProof/>
-            <w:webHidden/>
-          </w:rPr>
           <w:fldChar w:fldCharType="end"/>
         </w:r>
       </w:hyperlink>
@@ -1913,40 +1642,10 @@
             <w:webHidden/>
           </w:rPr>
           <w:tab/>
-        </w:r>
-        <w:r>
-          <w:rPr>
-            <w:webHidden/>
-          </w:rPr>
           <w:fldChar w:fldCharType="begin"/>
-        </w:r>
-        <w:r>
-          <w:rPr>
-            <w:webHidden/>
-          </w:rPr>
           <w:instrText xml:space="preserve"> PAGEREF _Toc153545384 \h </w:instrText>
-        </w:r>
-        <w:r>
-          <w:rPr>
-            <w:webHidden/>
-          </w:rPr>
-        </w:r>
-        <w:r>
-          <w:rPr>
-            <w:webHidden/>
-          </w:rPr>
           <w:fldChar w:fldCharType="separate"/>
-        </w:r>
-        <w:r>
-          <w:rPr>
-            <w:webHidden/>
-          </w:rPr>
           <w:t>19</w:t>
-        </w:r>
-        <w:r>
-          <w:rPr>
-            <w:webHidden/>
-          </w:rPr>
           <w:fldChar w:fldCharType="end"/>
         </w:r>
       </w:hyperlink>
@@ -1975,40 +1674,10 @@
             <w:webHidden/>
           </w:rPr>
           <w:tab/>
-        </w:r>
-        <w:r>
-          <w:rPr>
-            <w:webHidden/>
-          </w:rPr>
           <w:fldChar w:fldCharType="begin"/>
-        </w:r>
-        <w:r>
-          <w:rPr>
-            <w:webHidden/>
-          </w:rPr>
           <w:instrText xml:space="preserve"> PAGEREF _Toc153545385 \h </w:instrText>
-        </w:r>
-        <w:r>
-          <w:rPr>
-            <w:webHidden/>
-          </w:rPr>
-        </w:r>
-        <w:r>
-          <w:rPr>
-            <w:webHidden/>
-          </w:rPr>
           <w:fldChar w:fldCharType="separate"/>
-        </w:r>
-        <w:r>
-          <w:rPr>
-            <w:webHidden/>
-          </w:rPr>
           <w:t>21</w:t>
-        </w:r>
-        <w:r>
-          <w:rPr>
-            <w:webHidden/>
-          </w:rPr>
           <w:fldChar w:fldCharType="end"/>
         </w:r>
       </w:hyperlink>
@@ -2072,15 +1741,7 @@
         <w:pStyle w:val="BodyText"/>
       </w:pPr>
       <w:r>
-        <w:t xml:space="preserve">Essa cena é mais comum do que se imagina. Em desenvolvimento de software tradicional, resolvemos isso há décadas com o Git: cada mudança no código é versionada, e podemos voltar a qualquer ponto da história. Mas projetos de machine learning têm três coisas que mudam ao mesmo tempo: o código, os dados e o modelo. O Git foi feito para versionar código — ele </w:t>
-      </w:r>
-      <w:proofErr w:type="gramStart"/>
-      <w:r>
-        <w:t>engasga</w:t>
-      </w:r>
-      <w:proofErr w:type="gramEnd"/>
-      <w:r>
-        <w:t xml:space="preserve"> com arquivos de dados de gigabytes e não sabe nada sobre experimentos e métricas.</w:t>
+        <w:t xml:space="preserve">Essa cena é mais comum do que se imagina. Em desenvolvimento de software tradicional, resolvemos isso há décadas com o Git: cada mudança no código é versionada, e podemos voltar a qualquer ponto da história. Mas projetos de machine learning têm três coisas que mudam ao mesmo tempo: o código, os dados e o modelo. O Git foi feito para versionar código — ele engasga com arquivos de dados de gigabytes e não sabe nada sobre experimentos e métricas.</w:t>
       </w:r>
     </w:p>
     <w:p>
@@ -2141,7 +1802,7 @@
         <w:t>MLflow na Prática:</w:t>
       </w:r>
       <w:r>
-        <w:t xml:space="preserve"> Em seguida, vamos usar o MLflow para rastrear experimentos — registrando parâmetros, métricas e artefatos de cada execução — e comparar resultados na interface. Depois, organizaremos os modelos aprovados no Model Registry, com versionamento e transição de estágios.</w:t>
+        <w:t xml:space="preserve"> Em seguida, vamos usar o MLflow para rastrear experimentos — registrando parâmetros, métricas e artefatos de cada execução — e comparar resultados na interface. Depois, organizaremos os modelos aprovados no Model Registry, com versionamento e promoção de versões por meio de aliases (@champion e @challenger).</w:t>
       </w:r>
     </w:p>
     <w:p>
@@ -2391,8 +2052,6 @@
       </w:r>
       <w:r>
         <w:br/>
-      </w:r>
-      <w:r>
         <w:br/>
       </w:r>
       <w:r>
@@ -2403,43 +2062,51 @@
       </w:r>
       <w:r>
         <w:br/>
-      </w:r>
-      <w:r>
         <w:br/>
       </w:r>
       <w:r>
         <w:rPr>
           <w:rFonts w:ascii="Consolas" w:hAnsi="Consolas"/>
         </w:rPr>
-        <w:t xml:space="preserve">with </w:t>
-      </w:r>
-      <w:proofErr w:type="gramStart"/>
+        <w:t xml:space="preserve">with mlflow.start_run():</w:t>
+      </w:r>
+      <w:r>
+        <w:br/>
+      </w:r>
       <w:r>
         <w:rPr>
           <w:rFonts w:ascii="Consolas" w:hAnsi="Consolas"/>
         </w:rPr>
-        <w:t>mlflow.start</w:t>
-      </w:r>
-      <w:proofErr w:type="gramEnd"/>
+        <w:t xml:space="preserve">    mlflow.log_param("n_estimators", 100)</w:t>
+      </w:r>
+      <w:r>
+        <w:br/>
+      </w:r>
       <w:r>
         <w:rPr>
           <w:rFonts w:ascii="Consolas" w:hAnsi="Consolas"/>
         </w:rPr>
-        <w:t>_</w:t>
-      </w:r>
-      <w:proofErr w:type="gramStart"/>
+        <w:t xml:space="preserve">    mlflow.log_param("max_depth", 10)</w:t>
+      </w:r>
+      <w:r>
+        <w:br/>
+        <w:br/>
+      </w:r>
       <w:r>
         <w:rPr>
           <w:rFonts w:ascii="Consolas" w:hAnsi="Consolas"/>
         </w:rPr>
-        <w:t>run(</w:t>
-      </w:r>
-      <w:proofErr w:type="gramEnd"/>
+        <w:t xml:space="preserve">    # ... treina o modelo ...</w:t>
+      </w:r>
+      <w:r>
+        <w:br/>
+        <w:br/>
+      </w:r>
       <w:r>
         <w:rPr>
           <w:rFonts w:ascii="Consolas" w:hAnsi="Consolas"/>
         </w:rPr>
-        <w:t>):</w:t>
+        <w:t xml:space="preserve">    mlflow.log_metric("f1_score", 0.89)</w:t>
       </w:r>
       <w:r>
         <w:br/>
@@ -2448,131 +2115,17 @@
         <w:rPr>
           <w:rFonts w:ascii="Consolas" w:hAnsi="Consolas"/>
         </w:rPr>
-        <w:t xml:space="preserve">    mlflow.log_</w:t>
-      </w:r>
-      <w:proofErr w:type="gramStart"/>
+        <w:t xml:space="preserve">    mlflow.log_metric("accuracy", 0.92)</w:t>
+      </w:r>
+      <w:r>
+        <w:br/>
+        <w:br/>
+      </w:r>
       <w:r>
         <w:rPr>
           <w:rFonts w:ascii="Consolas" w:hAnsi="Consolas"/>
         </w:rPr>
-        <w:t>param(</w:t>
-      </w:r>
-      <w:proofErr w:type="gramEnd"/>
-      <w:r>
-        <w:rPr>
-          <w:rFonts w:ascii="Consolas" w:hAnsi="Consolas"/>
-        </w:rPr>
-        <w:t>"n_estimators", 100)</w:t>
-      </w:r>
-      <w:r>
-        <w:br/>
-      </w:r>
-      <w:r>
-        <w:rPr>
-          <w:rFonts w:ascii="Consolas" w:hAnsi="Consolas"/>
-        </w:rPr>
-        <w:t xml:space="preserve">    mlflow.log_</w:t>
-      </w:r>
-      <w:proofErr w:type="gramStart"/>
-      <w:r>
-        <w:rPr>
-          <w:rFonts w:ascii="Consolas" w:hAnsi="Consolas"/>
-        </w:rPr>
-        <w:t>param(</w:t>
-      </w:r>
-      <w:proofErr w:type="gramEnd"/>
-      <w:r>
-        <w:rPr>
-          <w:rFonts w:ascii="Consolas" w:hAnsi="Consolas"/>
-        </w:rPr>
-        <w:t>"max_depth", 10)</w:t>
-      </w:r>
-      <w:r>
-        <w:br/>
-      </w:r>
-      <w:r>
-        <w:br/>
-      </w:r>
-      <w:r>
-        <w:rPr>
-          <w:rFonts w:ascii="Consolas" w:hAnsi="Consolas"/>
-        </w:rPr>
-        <w:t xml:space="preserve">    # ... treina o modelo ...</w:t>
-      </w:r>
-      <w:r>
-        <w:br/>
-      </w:r>
-      <w:r>
-        <w:br/>
-      </w:r>
-      <w:r>
-        <w:rPr>
-          <w:rFonts w:ascii="Consolas" w:hAnsi="Consolas"/>
-        </w:rPr>
-        <w:t xml:space="preserve">    mlflow.log_</w:t>
-      </w:r>
-      <w:proofErr w:type="gramStart"/>
-      <w:r>
-        <w:rPr>
-          <w:rFonts w:ascii="Consolas" w:hAnsi="Consolas"/>
-        </w:rPr>
-        <w:t>metric(</w:t>
-      </w:r>
-      <w:proofErr w:type="gramEnd"/>
-      <w:r>
-        <w:rPr>
-          <w:rFonts w:ascii="Consolas" w:hAnsi="Consolas"/>
-        </w:rPr>
-        <w:t>"f1_score", 0.89)</w:t>
-      </w:r>
-      <w:r>
-        <w:br/>
-      </w:r>
-      <w:r>
-        <w:rPr>
-          <w:rFonts w:ascii="Consolas" w:hAnsi="Consolas"/>
-        </w:rPr>
-        <w:t xml:space="preserve">    mlflow.log_</w:t>
-      </w:r>
-      <w:proofErr w:type="gramStart"/>
-      <w:r>
-        <w:rPr>
-          <w:rFonts w:ascii="Consolas" w:hAnsi="Consolas"/>
-        </w:rPr>
-        <w:t>metric(</w:t>
-      </w:r>
-      <w:proofErr w:type="gramEnd"/>
-      <w:r>
-        <w:rPr>
-          <w:rFonts w:ascii="Consolas" w:hAnsi="Consolas"/>
-        </w:rPr>
-        <w:t>"accuracy", 0.92)</w:t>
-      </w:r>
-      <w:r>
-        <w:br/>
-      </w:r>
-      <w:r>
-        <w:br/>
-      </w:r>
-      <w:r>
-        <w:rPr>
-          <w:rFonts w:ascii="Consolas" w:hAnsi="Consolas"/>
-        </w:rPr>
-        <w:t xml:space="preserve">    mlflow.sklearn.log_</w:t>
-      </w:r>
-      <w:proofErr w:type="gramStart"/>
-      <w:r>
-        <w:rPr>
-          <w:rFonts w:ascii="Consolas" w:hAnsi="Consolas"/>
-        </w:rPr>
-        <w:t>model(</w:t>
-      </w:r>
-      <w:proofErr w:type="gramEnd"/>
-      <w:r>
-        <w:rPr>
-          <w:rFonts w:ascii="Consolas" w:hAnsi="Consolas"/>
-        </w:rPr>
-        <w:t>modelo, "model")</w:t>
+        <w:t xml:space="preserve">    mlflow.sklearn.log_model(modelo, name="model")</w:t>
       </w:r>
     </w:p>
     <w:p>
@@ -2597,15 +2150,7 @@
         <w:pStyle w:val="BodyText"/>
       </w:pPr>
       <w:r>
-        <w:t xml:space="preserve">Se o Tracking é o "diário de experimentos", o Model Registry é o "GitHub dos modelos". Ele centraliza os modelos aprovados e </w:t>
-      </w:r>
-      <w:proofErr w:type="gramStart"/>
-      <w:r>
-        <w:t>gerencia</w:t>
-      </w:r>
-      <w:proofErr w:type="gramEnd"/>
-      <w:r>
-        <w:t xml:space="preserve"> seu ciclo de vida:</w:t>
+        <w:t xml:space="preserve">Se o Tracking é o "diário de experimentos", o Model Registry é o "GitHub dos modelos". Ele centraliza os modelos aprovados e gerencia seu ciclo de vida:</w:t>
       </w:r>
     </w:p>
     <w:p>
@@ -2630,19 +2175,37 @@
         <w:rPr>
           <w:b/>
         </w:rPr>
-        <w:t>Transição de estágios:</w:t>
-      </w:r>
-      <w:r>
-        <w:t xml:space="preserve"> mover modelos entre </w:t>
+        <w:t>Aliases:</w:t>
+      </w:r>
+      <w:r>
+        <w:t xml:space="preserve"> rótulos nomeados que apontam para uma versão específica do modelo e podem ser movidos a qualquer momento. Por convenção, </w:t>
       </w:r>
       <w:r>
         <w:rPr>
           <w:rFonts w:ascii="Consolas" w:hAnsi="Consolas"/>
         </w:rPr>
+        <w:t>@champion</w:t>
+      </w:r>
+      <w:r>
+        <w:t xml:space="preserve"> indica o modelo em produção e </w:t>
+      </w:r>
+      <w:r>
+        <w:rPr>
+          <w:rFonts w:ascii="Consolas" w:hAnsi="Consolas"/>
+        </w:rPr>
+        <w:t>@challenger</w:t>
+      </w:r>
+      <w:r>
+        <w:t xml:space="preserve"> o candidato em validação. Os aliases substituem os antigos estágios </w:t>
+      </w:r>
+      <w:r>
+        <w:rPr>
+          <w:rFonts w:ascii="Consolas" w:hAnsi="Consolas"/>
+        </w:rPr>
         <w:t>Staging</w:t>
       </w:r>
       <w:r>
-        <w:t xml:space="preserve"> (em teste), </w:t>
+        <w:t xml:space="preserve">/</w:t>
       </w:r>
       <w:r>
         <w:rPr>
@@ -2651,7 +2214,7 @@
         <w:t>Production</w:t>
       </w:r>
       <w:r>
-        <w:t xml:space="preserve"> (em produção) e </w:t>
+        <w:t xml:space="preserve">/</w:t>
       </w:r>
       <w:r>
         <w:rPr>
@@ -2660,7 +2223,7 @@
         <w:t>Archived</w:t>
       </w:r>
       <w:r>
-        <w:t xml:space="preserve"> (aposentado).</w:t>
+        <w:t xml:space="preserve">, descontinuados nas versões atuais do MLflow.</w:t>
       </w:r>
     </w:p>
     <w:p>
@@ -2682,32 +2245,43 @@
         <w:pStyle w:val="BodyText"/>
       </w:pPr>
       <w:r>
-        <w:t>Fluxo típico: um experimento promissor é registrado (versão 1), movido para Staging para validação, e, após aprovação, promovido para Production — enquanto o modelo anterior é arquivado.</w:t>
-      </w:r>
-    </w:p>
-    <w:p>
-      <w:pPr>
-        <w:pStyle w:val="Heading4"/>
-      </w:pPr>
-      <w:r>
-        <w:t>DVC: Git para Dados</w:t>
-      </w:r>
-    </w:p>
-    <w:p>
-      <w:pPr>
-        <w:pStyle w:val="BodyText"/>
-      </w:pPr>
-      <w:r>
-        <w:t>O DVC (Data Version Control) traz a lógica do Git para dados e modelos grandes. A ideia central é elegante: o arquivo de dados em si fica em um armazenamento externo (S3, Google Cloud Storage, um servidor), e o DVC guarda no Git apenas um pequeno arquivo-ponteiro (</w:t>
+        <w:t xml:space="preserve">Fluxo típico: um experimento promissor é registrado como uma nova versão do modelo e recebe o alias </w:t>
       </w:r>
       <w:r>
         <w:rPr>
           <w:rFonts w:ascii="Consolas" w:hAnsi="Consolas"/>
         </w:rPr>
-        <w:t>.dvc</w:t>
-      </w:r>
-      <w:r>
-        <w:t>) que aponta para a versão correta do dado.</w:t>
+        <w:t>@challenger</w:t>
+      </w:r>
+      <w:r>
+        <w:t xml:space="preserve"> para validação. Após aprovação, o alias </w:t>
+      </w:r>
+      <w:r>
+        <w:rPr>
+          <w:rFonts w:ascii="Consolas" w:hAnsi="Consolas"/>
+        </w:rPr>
+        <w:t>@champion</w:t>
+      </w:r>
+      <w:r>
+        <w:t xml:space="preserve"> é movido para essa versão. Como o consumidor sempre carrega </w:t>
+      </w:r>
+      <w:r>
+        <w:rPr>
+          <w:rFonts w:ascii="Consolas" w:hAnsi="Consolas"/>
+        </w:rPr>
+        <w:t>models:/churn@champion</w:t>
+      </w:r>
+      <w:r>
+        <w:t xml:space="preserve">, trocar o modelo em produção é apenas mover o alias — sem alterar o código de quem consome. Se a nova versão apresentar problemas, o rollback é igualmente simples: basta apontar </w:t>
+      </w:r>
+      <w:r>
+        <w:rPr>
+          <w:rFonts w:ascii="Consolas" w:hAnsi="Consolas"/>
+        </w:rPr>
+        <w:t>@champion</w:t>
+      </w:r>
+      <w:r>
+        <w:t xml:space="preserve"> de volta para a versão anterior, que continua registrada.</w:t>
       </w:r>
     </w:p>
     <w:p>
@@ -2715,393 +2289,113 @@
         <w:pStyle w:val="Cdigo-fonte"/>
         <w:ind w:firstLine="0"/>
         <w:jc w:val="left"/>
+      </w:pPr>
+      <w:r>
         <w:rPr>
           <w:rFonts w:ascii="Consolas" w:hAnsi="Consolas"/>
-          <w:lang w:val="pt-BR"/>
-        </w:rPr>
-      </w:pPr>
+        </w:rPr>
+        <w:t xml:space="preserve">import mlflow</w:t>
+      </w:r>
+      <w:r>
+        <w:br/>
+      </w:r>
       <w:r>
         <w:rPr>
           <w:rFonts w:ascii="Consolas" w:hAnsi="Consolas"/>
-          <w:lang w:val="pt-BR"/>
-        </w:rPr>
-        <w:t xml:space="preserve"># Inicializa o DVC no projeto (junto com o </w:t>
-      </w:r>
-      <w:proofErr w:type="spellStart"/>
+        </w:rPr>
+        <w:t xml:space="preserve">from mlflow import MlflowClient</w:t>
+      </w:r>
+      <w:r>
+        <w:br/>
+        <w:br/>
+      </w:r>
       <w:r>
         <w:rPr>
           <w:rFonts w:ascii="Consolas" w:hAnsi="Consolas"/>
-          <w:lang w:val="pt-BR"/>
-        </w:rPr>
-        <w:t>Git</w:t>
-      </w:r>
-      <w:proofErr w:type="spellEnd"/>
+        </w:rPr>
+        <w:t xml:space="preserve">client = MlflowClient()</w:t>
+      </w:r>
+      <w:r>
+        <w:br/>
+        <w:br/>
+      </w:r>
       <w:r>
         <w:rPr>
           <w:rFonts w:ascii="Consolas" w:hAnsi="Consolas"/>
-          <w:lang w:val="pt-BR"/>
-        </w:rPr>
-        <w:t>)</w:t>
-      </w:r>
-      <w:r>
-        <w:rPr>
-          <w:lang w:val="pt-BR"/>
-        </w:rPr>
+        </w:rPr>
+        <w:t xml:space="preserve"># Promove a versão 3 do modelo "churn" para produção</w:t>
+      </w:r>
+      <w:r>
         <w:br/>
       </w:r>
-      <w:proofErr w:type="spellStart"/>
       <w:r>
         <w:rPr>
           <w:rFonts w:ascii="Consolas" w:hAnsi="Consolas"/>
-          <w:lang w:val="pt-BR"/>
-        </w:rPr>
-        <w:t>dvc</w:t>
-      </w:r>
-      <w:proofErr w:type="spellEnd"/>
+        </w:rPr>
+        <w:t xml:space="preserve">client.set_registered_model_alias("churn", "champion", 3)</w:t>
+      </w:r>
+      <w:r>
+        <w:br/>
+        <w:br/>
+      </w:r>
       <w:r>
         <w:rPr>
           <w:rFonts w:ascii="Consolas" w:hAnsi="Consolas"/>
-          <w:lang w:val="pt-BR"/>
-        </w:rPr>
-        <w:t xml:space="preserve"> </w:t>
-      </w:r>
-      <w:proofErr w:type="spellStart"/>
+        </w:rPr>
+        <w:t xml:space="preserve"># O consumidor sempre carrega o modelo apontado pelo alias</w:t>
+      </w:r>
+      <w:r>
+        <w:br/>
+      </w:r>
       <w:r>
         <w:rPr>
           <w:rFonts w:ascii="Consolas" w:hAnsi="Consolas"/>
-          <w:lang w:val="pt-BR"/>
-        </w:rPr>
-        <w:t>init</w:t>
-      </w:r>
-      <w:proofErr w:type="spellEnd"/>
-      <w:r>
-        <w:rPr>
-          <w:lang w:val="pt-BR"/>
-        </w:rPr>
+        </w:rPr>
+        <w:t xml:space="preserve">modelo = mlflow.pyfunc.load_model("models:/churn@champion")</w:t>
+      </w:r>
+      <w:r>
         <w:br/>
-      </w:r>
-      <w:r>
-        <w:rPr>
-          <w:lang w:val="pt-BR"/>
-        </w:rPr>
         <w:br/>
       </w:r>
       <w:r>
         <w:rPr>
           <w:rFonts w:ascii="Consolas" w:hAnsi="Consolas"/>
-          <w:lang w:val="pt-BR"/>
-        </w:rPr>
-        <w:t xml:space="preserve"># Passa um </w:t>
-      </w:r>
-      <w:proofErr w:type="spellStart"/>
+        </w:rPr>
+        <w:t xml:space="preserve"># Rollback: basta mover o alias de volta para a versão anterior</w:t>
+      </w:r>
+      <w:r>
+        <w:br/>
+      </w:r>
       <w:r>
         <w:rPr>
           <w:rFonts w:ascii="Consolas" w:hAnsi="Consolas"/>
-          <w:lang w:val="pt-BR"/>
-        </w:rPr>
-        <w:t>dataset</w:t>
-      </w:r>
-      <w:proofErr w:type="spellEnd"/>
+        </w:rPr>
+        <w:t xml:space="preserve">client.set_registered_model_alias("churn", "champion", 2)</w:t>
+      </w:r>
+    </w:p>
+    <w:p>
+      <w:pPr>
+        <w:pStyle w:val="Heading4"/>
+      </w:pPr>
+      <w:r>
+        <w:t>DVC: Git para Dados</w:t>
+      </w:r>
+    </w:p>
+    <w:p>
+      <w:pPr>
+        <w:pStyle w:val="BodyText"/>
+      </w:pPr>
+      <w:r>
+        <w:t>O DVC (Data Version Control) traz a lógica do Git para dados e modelos grandes. A ideia central é elegante: o arquivo de dados em si fica em um armazenamento externo (S3, Google Cloud Storage, um servidor), e o DVC guarda no Git apenas um pequeno arquivo-ponteiro (</w:t>
+      </w:r>
       <w:r>
         <w:rPr>
           <w:rFonts w:ascii="Consolas" w:hAnsi="Consolas"/>
-          <w:lang w:val="pt-BR"/>
-        </w:rPr>
-        <w:t xml:space="preserve"> grande para o controle do DVC</w:t>
-      </w:r>
-      <w:r>
-        <w:rPr>
-          <w:lang w:val="pt-BR"/>
-        </w:rPr>
-        <w:br/>
-      </w:r>
-      <w:proofErr w:type="spellStart"/>
-      <w:r>
-        <w:rPr>
-          <w:rFonts w:ascii="Consolas" w:hAnsi="Consolas"/>
-          <w:lang w:val="pt-BR"/>
-        </w:rPr>
-        <w:t>dvc</w:t>
-      </w:r>
-      <w:proofErr w:type="spellEnd"/>
-      <w:r>
-        <w:rPr>
-          <w:rFonts w:ascii="Consolas" w:hAnsi="Consolas"/>
-          <w:lang w:val="pt-BR"/>
-        </w:rPr>
-        <w:t xml:space="preserve"> </w:t>
-      </w:r>
-      <w:proofErr w:type="spellStart"/>
-      <w:r>
-        <w:rPr>
-          <w:rFonts w:ascii="Consolas" w:hAnsi="Consolas"/>
-          <w:lang w:val="pt-BR"/>
-        </w:rPr>
-        <w:t>add</w:t>
-      </w:r>
-      <w:proofErr w:type="spellEnd"/>
-      <w:r>
-        <w:rPr>
-          <w:rFonts w:ascii="Consolas" w:hAnsi="Consolas"/>
-          <w:lang w:val="pt-BR"/>
-        </w:rPr>
-        <w:t xml:space="preserve"> dados/dataset.csv</w:t>
-      </w:r>
-      <w:r>
-        <w:rPr>
-          <w:lang w:val="pt-BR"/>
-        </w:rPr>
-        <w:br/>
-      </w:r>
-      <w:r>
-        <w:rPr>
-          <w:rFonts w:ascii="Consolas" w:hAnsi="Consolas"/>
-          <w:lang w:val="pt-BR"/>
-        </w:rPr>
-        <w:t># Isso cria dados/</w:t>
-      </w:r>
-      <w:proofErr w:type="spellStart"/>
-      <w:r>
-        <w:rPr>
-          <w:rFonts w:ascii="Consolas" w:hAnsi="Consolas"/>
-          <w:lang w:val="pt-BR"/>
-        </w:rPr>
-        <w:t>dataset.csv.dvc</w:t>
-      </w:r>
-      <w:proofErr w:type="spellEnd"/>
-      <w:r>
-        <w:rPr>
-          <w:rFonts w:ascii="Consolas" w:hAnsi="Consolas"/>
-          <w:lang w:val="pt-BR"/>
-        </w:rPr>
-        <w:t xml:space="preserve"> (o ponteiro), que vai para o </w:t>
-      </w:r>
-      <w:proofErr w:type="spellStart"/>
-      <w:r>
-        <w:rPr>
-          <w:rFonts w:ascii="Consolas" w:hAnsi="Consolas"/>
-          <w:lang w:val="pt-BR"/>
-        </w:rPr>
-        <w:t>Git</w:t>
-      </w:r>
-      <w:proofErr w:type="spellEnd"/>
-      <w:r>
-        <w:rPr>
-          <w:lang w:val="pt-BR"/>
-        </w:rPr>
-        <w:br/>
-      </w:r>
-      <w:r>
-        <w:rPr>
-          <w:lang w:val="pt-BR"/>
-        </w:rPr>
-        <w:br/>
-      </w:r>
-      <w:r>
-        <w:rPr>
-          <w:rFonts w:ascii="Consolas" w:hAnsi="Consolas"/>
-          <w:lang w:val="pt-BR"/>
-        </w:rPr>
-        <w:t># Configura um armazenamento remoto para os dados</w:t>
-      </w:r>
-      <w:r>
-        <w:rPr>
-          <w:lang w:val="pt-BR"/>
-        </w:rPr>
-        <w:br/>
-      </w:r>
-      <w:proofErr w:type="spellStart"/>
-      <w:r>
-        <w:rPr>
-          <w:rFonts w:ascii="Consolas" w:hAnsi="Consolas"/>
-          <w:lang w:val="pt-BR"/>
-        </w:rPr>
-        <w:t>dvc</w:t>
-      </w:r>
-      <w:proofErr w:type="spellEnd"/>
-      <w:r>
-        <w:rPr>
-          <w:rFonts w:ascii="Consolas" w:hAnsi="Consolas"/>
-          <w:lang w:val="pt-BR"/>
-        </w:rPr>
-        <w:t xml:space="preserve"> </w:t>
-      </w:r>
-      <w:proofErr w:type="spellStart"/>
-      <w:r>
-        <w:rPr>
-          <w:rFonts w:ascii="Consolas" w:hAnsi="Consolas"/>
-          <w:lang w:val="pt-BR"/>
-        </w:rPr>
-        <w:t>remote</w:t>
-      </w:r>
-      <w:proofErr w:type="spellEnd"/>
-      <w:r>
-        <w:rPr>
-          <w:rFonts w:ascii="Consolas" w:hAnsi="Consolas"/>
-          <w:lang w:val="pt-BR"/>
-        </w:rPr>
-        <w:t xml:space="preserve"> </w:t>
-      </w:r>
-      <w:proofErr w:type="spellStart"/>
-      <w:r>
-        <w:rPr>
-          <w:rFonts w:ascii="Consolas" w:hAnsi="Consolas"/>
-          <w:lang w:val="pt-BR"/>
-        </w:rPr>
-        <w:t>add</w:t>
-      </w:r>
-      <w:proofErr w:type="spellEnd"/>
-      <w:r>
-        <w:rPr>
-          <w:rFonts w:ascii="Consolas" w:hAnsi="Consolas"/>
-          <w:lang w:val="pt-BR"/>
-        </w:rPr>
-        <w:t xml:space="preserve"> -d </w:t>
-      </w:r>
-      <w:proofErr w:type="spellStart"/>
-      <w:r>
-        <w:rPr>
-          <w:rFonts w:ascii="Consolas" w:hAnsi="Consolas"/>
-          <w:lang w:val="pt-BR"/>
-        </w:rPr>
-        <w:t>storage</w:t>
-      </w:r>
-      <w:proofErr w:type="spellEnd"/>
-      <w:r>
-        <w:rPr>
-          <w:rFonts w:ascii="Consolas" w:hAnsi="Consolas"/>
-          <w:lang w:val="pt-BR"/>
-        </w:rPr>
-        <w:t xml:space="preserve"> s3://meu-bucket/dvcstore</w:t>
-      </w:r>
-      <w:r>
-        <w:rPr>
-          <w:lang w:val="pt-BR"/>
-        </w:rPr>
-        <w:br/>
-      </w:r>
-      <w:r>
-        <w:rPr>
-          <w:lang w:val="pt-BR"/>
-        </w:rPr>
-        <w:br/>
-      </w:r>
-      <w:r>
-        <w:rPr>
-          <w:rFonts w:ascii="Consolas" w:hAnsi="Consolas"/>
-          <w:lang w:val="pt-BR"/>
-        </w:rPr>
-        <w:t xml:space="preserve"># Envia os dados para o </w:t>
-      </w:r>
-      <w:proofErr w:type="spellStart"/>
-      <w:r>
-        <w:rPr>
-          <w:rFonts w:ascii="Consolas" w:hAnsi="Consolas"/>
-          <w:lang w:val="pt-BR"/>
-        </w:rPr>
-        <w:t>remote</w:t>
-      </w:r>
-      <w:proofErr w:type="spellEnd"/>
-      <w:r>
-        <w:rPr>
-          <w:lang w:val="pt-BR"/>
-        </w:rPr>
-        <w:br/>
-      </w:r>
-      <w:proofErr w:type="spellStart"/>
-      <w:r>
-        <w:rPr>
-          <w:rFonts w:ascii="Consolas" w:hAnsi="Consolas"/>
-          <w:lang w:val="pt-BR"/>
-        </w:rPr>
-        <w:t>dvc</w:t>
-      </w:r>
-      <w:proofErr w:type="spellEnd"/>
-      <w:r>
-        <w:rPr>
-          <w:rFonts w:ascii="Consolas" w:hAnsi="Consolas"/>
-          <w:lang w:val="pt-BR"/>
-        </w:rPr>
-        <w:t xml:space="preserve"> </w:t>
-      </w:r>
-      <w:proofErr w:type="spellStart"/>
-      <w:r>
-        <w:rPr>
-          <w:rFonts w:ascii="Consolas" w:hAnsi="Consolas"/>
-          <w:lang w:val="pt-BR"/>
-        </w:rPr>
-        <w:t>push</w:t>
-      </w:r>
-      <w:proofErr w:type="spellEnd"/>
-    </w:p>
-    <w:p>
-      <w:pPr>
-        <w:pStyle w:val="BodyText"/>
-      </w:pPr>
-      <w:r>
-        <w:lastRenderedPageBreak/>
-        <w:t xml:space="preserve">Assim, o repositório </w:t>
-      </w:r>
-      <w:proofErr w:type="spellStart"/>
-      <w:r>
-        <w:t>Git</w:t>
-      </w:r>
-      <w:proofErr w:type="spellEnd"/>
-      <w:r>
-        <w:t xml:space="preserve"> permanece leve (guarda só os ponteiros), enquanto os dados ficam no armazenamento remoto. Quem clona o projeto roda </w:t>
-      </w:r>
-      <w:r>
-        <w:rPr>
-          <w:rFonts w:ascii="Consolas" w:hAnsi="Consolas"/>
-        </w:rPr>
-        <w:t>dvc pull</w:t>
-      </w:r>
-      <w:r>
-        <w:t xml:space="preserve"> para baixar exatamente a versão dos dados correspondente àquele commit.</w:t>
-      </w:r>
-    </w:p>
-    <w:p>
-      <w:pPr>
-        <w:pStyle w:val="Heading4"/>
-      </w:pPr>
-      <w:r>
-        <w:t>Pipelines Reprodutíveis com DVC</w:t>
-      </w:r>
-    </w:p>
-    <w:p>
-      <w:pPr>
-        <w:pStyle w:val="BodyText"/>
-      </w:pPr>
-      <w:r>
-        <w:t xml:space="preserve">O DVC também permite definir pipelines como um grafo de etapas no arquivo </w:t>
-      </w:r>
-      <w:proofErr w:type="gramStart"/>
-      <w:r>
-        <w:rPr>
-          <w:rFonts w:ascii="Consolas" w:hAnsi="Consolas"/>
-        </w:rPr>
-        <w:t>dvc.yaml</w:t>
-      </w:r>
-      <w:proofErr w:type="gramEnd"/>
-      <w:r>
-        <w:t xml:space="preserve">. Cada etapa declara suas dependências e saídas; ao rodar </w:t>
-      </w:r>
-      <w:r>
-        <w:rPr>
-          <w:rFonts w:ascii="Consolas" w:hAnsi="Consolas"/>
-        </w:rPr>
-        <w:t>dvc repro</w:t>
-      </w:r>
-      <w:r>
-        <w:t xml:space="preserve">, o DVC </w:t>
-      </w:r>
-      <w:proofErr w:type="gramStart"/>
-      <w:r>
-        <w:t>re-executa</w:t>
-      </w:r>
-      <w:proofErr w:type="gramEnd"/>
-      <w:r>
-        <w:t xml:space="preserve"> apenas as etapas cujas entradas mudaram.</w:t>
+        </w:rPr>
+        <w:t>.dvc</w:t>
+      </w:r>
+      <w:r>
+        <w:t>) que aponta para a versão correta do dado.</w:t>
       </w:r>
     </w:p>
     <w:p>
@@ -3110,24 +2404,16 @@
         <w:ind w:firstLine="0"/>
         <w:jc w:val="left"/>
         <w:rPr>
-          <w:lang w:val="pt-BR"/>
-        </w:rPr>
-      </w:pPr>
-      <w:proofErr w:type="spellStart"/>
-      <w:r>
-        <w:rPr>
           <w:rFonts w:ascii="Consolas" w:hAnsi="Consolas"/>
           <w:lang w:val="pt-BR"/>
         </w:rPr>
-        <w:t>stages</w:t>
-      </w:r>
-      <w:proofErr w:type="spellEnd"/>
+      </w:pPr>
       <w:r>
         <w:rPr>
           <w:rFonts w:ascii="Consolas" w:hAnsi="Consolas"/>
           <w:lang w:val="pt-BR"/>
         </w:rPr>
-        <w:t>:</w:t>
+        <w:t xml:space="preserve"># Inicializa o DVC no projeto (junto com o Git)</w:t>
       </w:r>
       <w:r>
         <w:rPr>
@@ -3140,12 +2426,13 @@
           <w:rFonts w:ascii="Consolas" w:hAnsi="Consolas"/>
           <w:lang w:val="pt-BR"/>
         </w:rPr>
-        <w:t xml:space="preserve">  preparar:</w:t>
+        <w:t xml:space="preserve">dvc init</w:t>
       </w:r>
       <w:r>
         <w:rPr>
           <w:lang w:val="pt-BR"/>
         </w:rPr>
+        <w:br/>
         <w:br/>
       </w:r>
       <w:r>
@@ -3153,44 +2440,66 @@
           <w:rFonts w:ascii="Consolas" w:hAnsi="Consolas"/>
           <w:lang w:val="pt-BR"/>
         </w:rPr>
-        <w:t xml:space="preserve">    </w:t>
-      </w:r>
-      <w:proofErr w:type="spellStart"/>
+        <w:t xml:space="preserve"># Passa um dataset grande para o controle do DVC</w:t>
+      </w:r>
+      <w:r>
+        <w:rPr>
+          <w:lang w:val="pt-BR"/>
+        </w:rPr>
+        <w:br/>
+      </w:r>
       <w:r>
         <w:rPr>
           <w:rFonts w:ascii="Consolas" w:hAnsi="Consolas"/>
           <w:lang w:val="pt-BR"/>
         </w:rPr>
-        <w:t>cmd</w:t>
-      </w:r>
-      <w:proofErr w:type="spellEnd"/>
+        <w:t xml:space="preserve">dvc add dados/dataset.csv</w:t>
+      </w:r>
+      <w:r>
+        <w:rPr>
+          <w:lang w:val="pt-BR"/>
+        </w:rPr>
+        <w:br/>
+      </w:r>
       <w:r>
         <w:rPr>
           <w:rFonts w:ascii="Consolas" w:hAnsi="Consolas"/>
           <w:lang w:val="pt-BR"/>
         </w:rPr>
-        <w:t xml:space="preserve">: </w:t>
-      </w:r>
-      <w:proofErr w:type="spellStart"/>
+        <w:t xml:space="preserve"># Isso cria dados/dataset.csv.dvc (o ponteiro), que vai para o Git</w:t>
+      </w:r>
+      <w:r>
+        <w:rPr>
+          <w:lang w:val="pt-BR"/>
+        </w:rPr>
+        <w:br/>
+        <w:br/>
+      </w:r>
       <w:r>
         <w:rPr>
           <w:rFonts w:ascii="Consolas" w:hAnsi="Consolas"/>
           <w:lang w:val="pt-BR"/>
         </w:rPr>
-        <w:t>python</w:t>
-      </w:r>
-      <w:proofErr w:type="spellEnd"/>
+        <w:t># Configura um armazenamento remoto para os dados</w:t>
+      </w:r>
+      <w:r>
+        <w:rPr>
+          <w:lang w:val="pt-BR"/>
+        </w:rPr>
+        <w:br/>
+      </w:r>
       <w:r>
         <w:rPr>
           <w:rFonts w:ascii="Consolas" w:hAnsi="Consolas"/>
           <w:lang w:val="pt-BR"/>
         </w:rPr>
-        <w:t xml:space="preserve"> src/preparar.py</w:t>
+        <w:t xml:space="preserve">dvc remote add -d storage s3://meu-bucket/dvcstore</w:t>
       </w:r>
       <w:r>
         <w:rPr>
           <w:lang w:val="pt-BR"/>
         </w:rPr>
+        <w:br/>
         <w:br/>
       </w:r>
       <w:r>
@@ -3198,23 +2507,89 @@
           <w:rFonts w:ascii="Consolas" w:hAnsi="Consolas"/>
           <w:lang w:val="pt-BR"/>
         </w:rPr>
-        <w:t xml:space="preserve">    </w:t>
-      </w:r>
-      <w:proofErr w:type="spellStart"/>
+        <w:t xml:space="preserve"># Envia os dados para o remote</w:t>
+      </w:r>
+      <w:r>
+        <w:rPr>
+          <w:lang w:val="pt-BR"/>
+        </w:rPr>
+        <w:br/>
+      </w:r>
       <w:r>
         <w:rPr>
           <w:rFonts w:ascii="Consolas" w:hAnsi="Consolas"/>
           <w:lang w:val="pt-BR"/>
         </w:rPr>
-        <w:t>deps</w:t>
-      </w:r>
-      <w:proofErr w:type="spellEnd"/>
+        <w:t xml:space="preserve">dvc push</w:t>
+      </w:r>
+    </w:p>
+    <w:p>
+      <w:pPr>
+        <w:pStyle w:val="BodyText"/>
+      </w:pPr>
+      <w:r>
+        <w:lastRenderedPageBreak/>
+        <w:t xml:space="preserve">Assim, o repositório Git permanece leve (guarda só os ponteiros), enquanto os dados ficam no armazenamento remoto. Quem clona o projeto roda </w:t>
+      </w:r>
+      <w:r>
+        <w:rPr>
+          <w:rFonts w:ascii="Consolas" w:hAnsi="Consolas"/>
+        </w:rPr>
+        <w:t>dvc pull</w:t>
+      </w:r>
+      <w:r>
+        <w:t xml:space="preserve"> para baixar exatamente a versão dos dados correspondente àquele commit.</w:t>
+      </w:r>
+    </w:p>
+    <w:p>
+      <w:pPr>
+        <w:pStyle w:val="Heading4"/>
+      </w:pPr>
+      <w:r>
+        <w:t>Pipelines Reprodutíveis com DVC</w:t>
+      </w:r>
+    </w:p>
+    <w:p>
+      <w:pPr>
+        <w:pStyle w:val="BodyText"/>
+      </w:pPr>
+      <w:r>
+        <w:t xml:space="preserve">O DVC também permite definir pipelines como um grafo de etapas no arquivo </w:t>
+      </w:r>
+      <w:r>
+        <w:rPr>
+          <w:rFonts w:ascii="Consolas" w:hAnsi="Consolas"/>
+        </w:rPr>
+        <w:t>dvc.yaml</w:t>
+      </w:r>
+      <w:r>
+        <w:t xml:space="preserve">. Cada etapa declara suas dependências e saídas; ao rodar </w:t>
+      </w:r>
+      <w:r>
+        <w:rPr>
+          <w:rFonts w:ascii="Consolas" w:hAnsi="Consolas"/>
+        </w:rPr>
+        <w:t>dvc repro</w:t>
+      </w:r>
+      <w:r>
+        <w:t xml:space="preserve">, o DVC re-executa apenas as etapas cujas entradas mudaram.</w:t>
+      </w:r>
+    </w:p>
+    <w:p>
+      <w:pPr>
+        <w:pStyle w:val="Cdigo-fonte"/>
+        <w:ind w:firstLine="0"/>
+        <w:jc w:val="left"/>
+        <w:rPr>
+          <w:lang w:val="pt-BR"/>
+        </w:rPr>
+      </w:pPr>
       <w:r>
         <w:rPr>
           <w:rFonts w:ascii="Consolas" w:hAnsi="Consolas"/>
           <w:lang w:val="pt-BR"/>
         </w:rPr>
-        <w:t>:</w:t>
+        <w:t>stages:</w:t>
       </w:r>
       <w:r>
         <w:rPr>
@@ -3227,7 +2602,7 @@
           <w:rFonts w:ascii="Consolas" w:hAnsi="Consolas"/>
           <w:lang w:val="pt-BR"/>
         </w:rPr>
-        <w:t xml:space="preserve">      - dados/dataset.csv</w:t>
+        <w:t xml:space="preserve">  preparar:</w:t>
       </w:r>
       <w:r>
         <w:rPr>
@@ -3240,7 +2615,7 @@
           <w:rFonts w:ascii="Consolas" w:hAnsi="Consolas"/>
           <w:lang w:val="pt-BR"/>
         </w:rPr>
-        <w:t xml:space="preserve">      - src/preparar.py</w:t>
+        <w:t xml:space="preserve">    cmd: python src/preparar.py</w:t>
       </w:r>
       <w:r>
         <w:rPr>
@@ -3253,23 +2628,33 @@
           <w:rFonts w:ascii="Consolas" w:hAnsi="Consolas"/>
           <w:lang w:val="pt-BR"/>
         </w:rPr>
-        <w:t xml:space="preserve">    </w:t>
-      </w:r>
-      <w:proofErr w:type="spellStart"/>
+        <w:t xml:space="preserve">    deps:</w:t>
+      </w:r>
+      <w:r>
+        <w:rPr>
+          <w:lang w:val="pt-BR"/>
+        </w:rPr>
+        <w:br/>
+      </w:r>
       <w:r>
         <w:rPr>
           <w:rFonts w:ascii="Consolas" w:hAnsi="Consolas"/>
           <w:lang w:val="pt-BR"/>
         </w:rPr>
-        <w:t>outs</w:t>
-      </w:r>
-      <w:proofErr w:type="spellEnd"/>
+        <w:t xml:space="preserve">      - dados/dataset.csv</w:t>
+      </w:r>
+      <w:r>
+        <w:rPr>
+          <w:lang w:val="pt-BR"/>
+        </w:rPr>
+        <w:br/>
+      </w:r>
       <w:r>
         <w:rPr>
           <w:rFonts w:ascii="Consolas" w:hAnsi="Consolas"/>
           <w:lang w:val="pt-BR"/>
         </w:rPr>
-        <w:t>:</w:t>
+        <w:t xml:space="preserve">      - src/preparar.py</w:t>
       </w:r>
       <w:r>
         <w:rPr>
@@ -3282,13 +2667,7 @@
           <w:rFonts w:ascii="Consolas" w:hAnsi="Consolas"/>
           <w:lang w:val="pt-BR"/>
         </w:rPr>
-        <w:t xml:space="preserve">      - dados/processado/</w:t>
-      </w:r>
-      <w:r>
-        <w:rPr>
-          <w:lang w:val="pt-BR"/>
-        </w:rPr>
-        <w:br/>
+        <w:t xml:space="preserve">    outs:</w:t>
       </w:r>
       <w:r>
         <w:rPr>
@@ -3301,12 +2680,13 @@
           <w:rFonts w:ascii="Consolas" w:hAnsi="Consolas"/>
           <w:lang w:val="pt-BR"/>
         </w:rPr>
-        <w:t xml:space="preserve">  treinar:</w:t>
+        <w:t xml:space="preserve">      - dados/processado/</w:t>
       </w:r>
       <w:r>
         <w:rPr>
           <w:lang w:val="pt-BR"/>
         </w:rPr>
+        <w:br/>
         <w:br/>
       </w:r>
       <w:r>
@@ -3314,39 +2694,59 @@
           <w:rFonts w:ascii="Consolas" w:hAnsi="Consolas"/>
           <w:lang w:val="pt-BR"/>
         </w:rPr>
-        <w:t xml:space="preserve">    </w:t>
-      </w:r>
-      <w:proofErr w:type="spellStart"/>
+        <w:t xml:space="preserve">  treinar:</w:t>
+      </w:r>
+      <w:r>
+        <w:rPr>
+          <w:lang w:val="pt-BR"/>
+        </w:rPr>
+        <w:br/>
+      </w:r>
       <w:r>
         <w:rPr>
           <w:rFonts w:ascii="Consolas" w:hAnsi="Consolas"/>
           <w:lang w:val="pt-BR"/>
         </w:rPr>
-        <w:t>cmd</w:t>
-      </w:r>
-      <w:proofErr w:type="spellEnd"/>
+        <w:t xml:space="preserve">    cmd: python src/treinar.py</w:t>
+      </w:r>
+      <w:r>
+        <w:rPr>
+          <w:lang w:val="pt-BR"/>
+        </w:rPr>
+        <w:br/>
+      </w:r>
       <w:r>
         <w:rPr>
           <w:rFonts w:ascii="Consolas" w:hAnsi="Consolas"/>
           <w:lang w:val="pt-BR"/>
         </w:rPr>
-        <w:t xml:space="preserve">: </w:t>
-      </w:r>
-      <w:proofErr w:type="spellStart"/>
+        <w:t xml:space="preserve">    deps:</w:t>
+      </w:r>
+      <w:r>
+        <w:rPr>
+          <w:lang w:val="pt-BR"/>
+        </w:rPr>
+        <w:br/>
+      </w:r>
       <w:r>
         <w:rPr>
           <w:rFonts w:ascii="Consolas" w:hAnsi="Consolas"/>
           <w:lang w:val="pt-BR"/>
         </w:rPr>
-        <w:t>python</w:t>
-      </w:r>
-      <w:proofErr w:type="spellEnd"/>
+        <w:t xml:space="preserve">      - dados/processado/</w:t>
+      </w:r>
+      <w:r>
+        <w:rPr>
+          <w:lang w:val="pt-BR"/>
+        </w:rPr>
+        <w:br/>
+      </w:r>
       <w:r>
         <w:rPr>
           <w:rFonts w:ascii="Consolas" w:hAnsi="Consolas"/>
           <w:lang w:val="pt-BR"/>
         </w:rPr>
-        <w:t xml:space="preserve"> src/treinar.py</w:t>
+        <w:t xml:space="preserve">      - src/treinar.py</w:t>
       </w:r>
       <w:r>
         <w:rPr>
@@ -3359,23 +2759,33 @@
           <w:rFonts w:ascii="Consolas" w:hAnsi="Consolas"/>
           <w:lang w:val="pt-BR"/>
         </w:rPr>
-        <w:t xml:space="preserve">    </w:t>
-      </w:r>
-      <w:proofErr w:type="spellStart"/>
+        <w:t xml:space="preserve">    outs:</w:t>
+      </w:r>
+      <w:r>
+        <w:rPr>
+          <w:lang w:val="pt-BR"/>
+        </w:rPr>
+        <w:br/>
+      </w:r>
       <w:r>
         <w:rPr>
           <w:rFonts w:ascii="Consolas" w:hAnsi="Consolas"/>
           <w:lang w:val="pt-BR"/>
         </w:rPr>
-        <w:t>deps</w:t>
-      </w:r>
-      <w:proofErr w:type="spellEnd"/>
+        <w:t xml:space="preserve">      - modelos/modelo.joblib</w:t>
+      </w:r>
+      <w:r>
+        <w:rPr>
+          <w:lang w:val="pt-BR"/>
+        </w:rPr>
+        <w:br/>
+      </w:r>
       <w:r>
         <w:rPr>
           <w:rFonts w:ascii="Consolas" w:hAnsi="Consolas"/>
           <w:lang w:val="pt-BR"/>
         </w:rPr>
-        <w:t>:</w:t>
+        <w:t xml:space="preserve">    metrics:</w:t>
       </w:r>
       <w:r>
         <w:rPr>
@@ -3388,140 +2798,15 @@
           <w:rFonts w:ascii="Consolas" w:hAnsi="Consolas"/>
           <w:lang w:val="pt-BR"/>
         </w:rPr>
-        <w:t xml:space="preserve">      - dados/processado/</w:t>
-      </w:r>
-      <w:r>
-        <w:rPr>
-          <w:lang w:val="pt-BR"/>
-        </w:rPr>
-        <w:br/>
-      </w:r>
-      <w:r>
-        <w:rPr>
-          <w:rFonts w:ascii="Consolas" w:hAnsi="Consolas"/>
-          <w:lang w:val="pt-BR"/>
-        </w:rPr>
-        <w:t xml:space="preserve">      - src/treinar.py</w:t>
-      </w:r>
-      <w:r>
-        <w:rPr>
-          <w:lang w:val="pt-BR"/>
-        </w:rPr>
-        <w:br/>
-      </w:r>
-      <w:r>
-        <w:rPr>
-          <w:rFonts w:ascii="Consolas" w:hAnsi="Consolas"/>
-          <w:lang w:val="pt-BR"/>
-        </w:rPr>
-        <w:t xml:space="preserve">    </w:t>
-      </w:r>
-      <w:proofErr w:type="spellStart"/>
-      <w:r>
-        <w:rPr>
-          <w:rFonts w:ascii="Consolas" w:hAnsi="Consolas"/>
-          <w:lang w:val="pt-BR"/>
-        </w:rPr>
-        <w:t>outs</w:t>
-      </w:r>
-      <w:proofErr w:type="spellEnd"/>
-      <w:r>
-        <w:rPr>
-          <w:rFonts w:ascii="Consolas" w:hAnsi="Consolas"/>
-          <w:lang w:val="pt-BR"/>
-        </w:rPr>
-        <w:t>:</w:t>
-      </w:r>
-      <w:r>
-        <w:rPr>
-          <w:lang w:val="pt-BR"/>
-        </w:rPr>
-        <w:br/>
-      </w:r>
-      <w:r>
-        <w:rPr>
-          <w:rFonts w:ascii="Consolas" w:hAnsi="Consolas"/>
-          <w:lang w:val="pt-BR"/>
-        </w:rPr>
-        <w:t xml:space="preserve">      - modelos/</w:t>
-      </w:r>
-      <w:proofErr w:type="spellStart"/>
-      <w:r>
-        <w:rPr>
-          <w:rFonts w:ascii="Consolas" w:hAnsi="Consolas"/>
-          <w:lang w:val="pt-BR"/>
-        </w:rPr>
-        <w:t>modelo.joblib</w:t>
-      </w:r>
-      <w:proofErr w:type="spellEnd"/>
-      <w:r>
-        <w:rPr>
-          <w:lang w:val="pt-BR"/>
-        </w:rPr>
-        <w:br/>
-      </w:r>
-      <w:r>
-        <w:rPr>
-          <w:rFonts w:ascii="Consolas" w:hAnsi="Consolas"/>
-          <w:lang w:val="pt-BR"/>
-        </w:rPr>
-        <w:t xml:space="preserve">    </w:t>
-      </w:r>
-      <w:proofErr w:type="spellStart"/>
-      <w:r>
-        <w:rPr>
-          <w:rFonts w:ascii="Consolas" w:hAnsi="Consolas"/>
-          <w:lang w:val="pt-BR"/>
-        </w:rPr>
-        <w:t>metrics</w:t>
-      </w:r>
-      <w:proofErr w:type="spellEnd"/>
-      <w:r>
-        <w:rPr>
-          <w:rFonts w:ascii="Consolas" w:hAnsi="Consolas"/>
-          <w:lang w:val="pt-BR"/>
-        </w:rPr>
-        <w:t>:</w:t>
-      </w:r>
-      <w:r>
-        <w:rPr>
-          <w:lang w:val="pt-BR"/>
-        </w:rPr>
-        <w:br/>
-      </w:r>
-      <w:r>
-        <w:rPr>
-          <w:rFonts w:ascii="Consolas" w:hAnsi="Consolas"/>
-          <w:lang w:val="pt-BR"/>
-        </w:rPr>
-        <w:t xml:space="preserve">      - </w:t>
-      </w:r>
-      <w:proofErr w:type="spellStart"/>
-      <w:proofErr w:type="gramStart"/>
-      <w:r>
-        <w:rPr>
-          <w:rFonts w:ascii="Consolas" w:hAnsi="Consolas"/>
-          <w:lang w:val="pt-BR"/>
-        </w:rPr>
-        <w:t>metricas.json</w:t>
-      </w:r>
-      <w:proofErr w:type="spellEnd"/>
-      <w:proofErr w:type="gramEnd"/>
+        <w:t xml:space="preserve">      - metricas.json</w:t>
+      </w:r>
     </w:p>
     <w:p>
       <w:pPr>
         <w:pStyle w:val="Heading4"/>
       </w:pPr>
       <w:r>
-        <w:t xml:space="preserve">O Fluxo Integrado: </w:t>
-      </w:r>
-      <w:proofErr w:type="spellStart"/>
-      <w:r>
-        <w:t>Git</w:t>
-      </w:r>
-      <w:proofErr w:type="spellEnd"/>
-      <w:r>
-        <w:t xml:space="preserve"> + DVC + MLflow</w:t>
+        <w:t xml:space="preserve">O Fluxo Integrado: Git + DVC + MLflow</w:t>
       </w:r>
     </w:p>
     <w:p>
@@ -3835,7 +3120,7 @@
         <w:pStyle w:val="Bullet"/>
       </w:pPr>
       <w:r>
-        <w:t>O papel do MLflow Model Registry no versionamento e na transição de estágios dos modelos.</w:t>
+        <w:t>O papel do MLflow Model Registry no versionamento e na promoção e rollback de modelos com aliases (@champion, @challenger).</w:t>
       </w:r>
     </w:p>
     <w:p>
